--- a/public/templates/intro-protocol.docx
+++ b/public/templates/intro-protocol.docx
@@ -2963,7 +2963,7 @@
                 <w:sz w:val="28"/>
                 <w:szCs w:val="28"/>
               </w:rPr>
-              <w:t xml:space="preserve">{customer.name}</w:t>
+              <w:t>{customer.name}</w:t>
             </w:r>
             <w:r>
               <w:rPr>
@@ -3008,7 +3008,7 @@
                 <w:sz w:val="28"/>
                 <w:szCs w:val="28"/>
               </w:rPr>
-              <w:t xml:space="preserve">{customer.city}</w:t>
+              <w:t>{customer.city}</w:t>
             </w:r>
           </w:p>
         </w:tc>
@@ -3167,7 +3167,7 @@
           <w:szCs w:val="28"/>
           <w:lang w:val="kk-KZ"/>
         </w:rPr>
-        <w:t xml:space="preserve">{customer.name}</w:t>
+        <w:t>{customer.name}</w:t>
       </w:r>
       <w:r>
         <w:rPr>
@@ -3195,7 +3195,7 @@
           <w:szCs w:val="28"/>
           <w:lang w:val="kk-KZ"/>
         </w:rPr>
-        <w:t xml:space="preserve">{customer.city}</w:t>
+        <w:t>{customer.city}</w:t>
       </w:r>
       <w:r>
         <w:rPr>
@@ -3626,7 +3626,7 @@
           <w:szCs w:val="28"/>
           <w:lang w:val="kk-KZ"/>
         </w:rPr>
-        <w:t xml:space="preserve">{customer.name}</w:t>
+        <w:t>{customer.name}</w:t>
       </w:r>
       <w:r>
         <w:rPr>
@@ -3667,7 +3667,7 @@
           <w:szCs w:val="28"/>
           <w:lang w:val="kk-KZ"/>
         </w:rPr>
-        <w:t xml:space="preserve">{customer.city}</w:t>
+        <w:t>{customer.city}</w:t>
       </w:r>
       <w:r>
         <w:rPr>
@@ -3980,6 +3980,8 @@
           <w:szCs w:val="28"/>
         </w:rPr>
       </w:pPr>
+      <w:bookmarkStart w:id="1" w:name="_GoBack"/>
+      <w:bookmarkEnd w:id="1"/>
       <w:r>
         <w:rPr>
           <w:b/>
@@ -4414,7 +4416,7 @@
           <w:sz w:val="28"/>
           <w:szCs w:val="28"/>
         </w:rPr>
-        <w:t xml:space="preserve">{customer.name}</w:t>
+        <w:t>{customer.name}</w:t>
       </w:r>
       <w:r>
         <w:rPr>
@@ -4808,7 +4810,7 @@
           <w:sz w:val="28"/>
           <w:szCs w:val="28"/>
         </w:rPr>
-        <w:t xml:space="preserve">{customer.name}</w:t>
+        <w:t>{customer.name}</w:t>
       </w:r>
       <w:r>
         <w:rPr>
@@ -4859,7 +4861,7 @@
           <w:szCs w:val="28"/>
           <w:lang w:val="kk-KZ"/>
         </w:rPr>
-        <w:t xml:space="preserve">{customer.city}</w:t>
+        <w:t>{customer.city}</w:t>
       </w:r>
       <w:r>
         <w:rPr>
@@ -6164,7 +6166,7 @@
           <w:sz w:val="28"/>
           <w:szCs w:val="20"/>
         </w:rPr>
-        <w:t xml:space="preserve">{customer.name}</w:t>
+        <w:t>{customer.name}</w:t>
       </w:r>
       <w:proofErr w:type="spellEnd"/>
       <w:r>
@@ -6441,7 +6443,7 @@
           <w:sz w:val="28"/>
           <w:lang w:val="kk-KZ"/>
         </w:rPr>
-        <w:t xml:space="preserve">{customer.name}</w:t>
+        <w:t>{customer.name}</w:t>
       </w:r>
       <w:r>
         <w:rPr>
@@ -6480,7 +6482,7 @@
           <w:szCs w:val="28"/>
           <w:lang w:val="kk-KZ"/>
         </w:rPr>
-        <w:t xml:space="preserve">{customer.city}</w:t>
+        <w:t>{customer.city}</w:t>
       </w:r>
       <w:r>
         <w:rPr>
@@ -6710,7 +6712,7 @@
           <w:sz w:val="28"/>
           <w:szCs w:val="28"/>
         </w:rPr>
-        <w:t xml:space="preserve">{customer.name}</w:t>
+        <w:t>{customer.name}</w:t>
       </w:r>
       <w:proofErr w:type="spellEnd"/>
       <w:r>
@@ -6794,7 +6796,7 @@
           <w:sz w:val="28"/>
           <w:szCs w:val="28"/>
         </w:rPr>
-        <w:t xml:space="preserve">{customer.name}</w:t>
+        <w:t>{customer.name}</w:t>
       </w:r>
       <w:proofErr w:type="spellEnd"/>
       <w:r>
@@ -6825,7 +6827,7 @@
           <w:szCs w:val="28"/>
           <w:lang w:val="kk-KZ"/>
         </w:rPr>
-        <w:t xml:space="preserve">{customer.city}</w:t>
+        <w:t>{customer.city}</w:t>
       </w:r>
       <w:r>
         <w:rPr>
@@ -9185,7 +9187,7 @@
           <w:sz w:val="28"/>
           <w:szCs w:val="28"/>
         </w:rPr>
-        <w:t xml:space="preserve">{customer.name}</w:t>
+        <w:t>{customer.name}</w:t>
       </w:r>
       <w:proofErr w:type="spellEnd"/>
       <w:r>
@@ -9210,7 +9212,7 @@
           <w:szCs w:val="28"/>
           <w:lang w:val="kk-KZ"/>
         </w:rPr>
-        <w:t xml:space="preserve">{customer.city}</w:t>
+        <w:t>{customer.city}</w:t>
       </w:r>
       <w:r>
         <w:rPr>
@@ -10009,7 +10011,7 @@
           <w:sz w:val="28"/>
           <w:szCs w:val="28"/>
         </w:rPr>
-        <w:t xml:space="preserve">{customer.name}</w:t>
+        <w:t>{customer.name}</w:t>
       </w:r>
       <w:proofErr w:type="spellEnd"/>
       <w:r>
@@ -10048,7 +10050,7 @@
           <w:szCs w:val="28"/>
           <w:lang w:val="kk-KZ"/>
         </w:rPr>
-        <w:t xml:space="preserve">{customer.city}</w:t>
+        <w:t>{customer.city}</w:t>
       </w:r>
       <w:r>
         <w:rPr>
